--- a/ba/Resume_Business_Analyst_Barotova_1page.docx
+++ b/ba/Resume_Business_Analyst_Barotova_1page.docx
@@ -235,7 +235,7 @@
           <w:color w:val="121216"/>
           <w:sz w:val="22"/>
         </w:rPr>
-        <w:t>КЛЮЧЕВЫЕ УЧЕБНЫЕ ПРОЕКТЫ</w:t>
+        <w:t>КЕЙСЫ</w:t>
       </w:r>
     </w:p>
     <w:p>
@@ -854,128 +854,6 @@
           <w:sz w:val="17"/>
         </w:rPr>
         <w:t>MS PowerPoint</w:t>
-      </w:r>
-    </w:p>
-    <w:p>
-      <w:pPr>
-        <w:spacing w:before="160" w:after="40"/>
-      </w:pPr>
-      <w:r>
-        <w:rPr>
-          <w:b/>
-          <w:i w:val="0"/>
-          <w:color w:val="F59E0B"/>
-          <w:sz w:val="24"/>
-        </w:rPr>
-        <w:t xml:space="preserve">▎ </w:t>
-      </w:r>
-      <w:r>
-        <w:rPr>
-          <w:rFonts w:ascii="Calibri" w:hAnsi="Calibri" w:eastAsia="Calibri" w:cs="Calibri"/>
-          <w:b/>
-          <w:i w:val="0"/>
-          <w:color w:val="121216"/>
-          <w:sz w:val="22"/>
-        </w:rPr>
-        <w:t>ОПЫТ</w:t>
-      </w:r>
-    </w:p>
-    <w:p>
-      <w:pPr>
-        <w:spacing w:after="0"/>
-      </w:pPr>
-      <w:r>
-        <w:rPr>
-          <w:b/>
-          <w:i w:val="0"/>
-          <w:color w:val="121216"/>
-          <w:sz w:val="20"/>
-        </w:rPr>
-        <w:t>Координатор полевой экспедиции</w:t>
-      </w:r>
-      <w:r>
-        <w:rPr>
-          <w:b w:val="0"/>
-          <w:i w:val="0"/>
-          <w:color w:val="9999A3"/>
-          <w:sz w:val="18"/>
-        </w:rPr>
-        <w:t xml:space="preserve">   ·   </w:t>
-      </w:r>
-      <w:r>
-        <w:rPr>
-          <w:b w:val="0"/>
-          <w:i w:val="0"/>
-          <w:color w:val="555560"/>
-          <w:sz w:val="19"/>
-        </w:rPr>
-        <w:t>Биофак МГУ им. М.В. Ломоносова, оз. Кара-Холь (Тыва)</w:t>
-      </w:r>
-      <w:r>
-        <w:rPr>
-          <w:b w:val="0"/>
-          <w:i w:val="0"/>
-          <w:color w:val="9999A3"/>
-          <w:sz w:val="18"/>
-        </w:rPr>
-        <w:t xml:space="preserve">   ·   </w:t>
-      </w:r>
-      <w:r>
-        <w:rPr>
-          <w:b w:val="0"/>
-          <w:i/>
-          <w:color w:val="9999A3"/>
-          <w:sz w:val="18"/>
-        </w:rPr>
-        <w:t>июнь — август 2024</w:t>
-      </w:r>
-    </w:p>
-    <w:p>
-      <w:pPr>
-        <w:spacing w:after="20" w:line="276" w:lineRule="auto"/>
-        <w:ind w:left="227"/>
-      </w:pPr>
-      <w:r>
-        <w:rPr>
-          <w:b w:val="0"/>
-          <w:i w:val="0"/>
-          <w:color w:val="555560"/>
-          <w:sz w:val="19"/>
-        </w:rPr>
-        <w:t xml:space="preserve">•  </w:t>
-      </w:r>
-      <w:r>
-        <w:rPr>
-          <w:b w:val="0"/>
-          <w:i w:val="0"/>
-          <w:color w:val="121216"/>
-          <w:sz w:val="19"/>
-        </w:rPr>
-        <w:t>Координация группы из 10 детей в полевых условиях: дисциплина, безопасность, режим дня</w:t>
-      </w:r>
-    </w:p>
-    <w:p>
-      <w:pPr>
-        <w:spacing w:after="20" w:line="276" w:lineRule="auto"/>
-        <w:ind w:left="227"/>
-      </w:pPr>
-      <w:r>
-        <w:rPr>
-          <w:b w:val="0"/>
-          <w:i w:val="0"/>
-          <w:color w:val="555560"/>
-          <w:sz w:val="19"/>
-        </w:rPr>
-        <w:t xml:space="preserve">•  </w:t>
-      </w:r>
-      <w:r>
-        <w:rPr>
-          <w:b w:val="0"/>
-          <w:i w:val="0"/>
-          <w:color w:val="121216"/>
-          <w:sz w:val="19"/>
-        </w:rPr>
-        <w:t>Экспедиция проведена в срок, без сбоев и инцидентов</w:t>
       </w:r>
     </w:p>
     <w:p>

--- a/ba/Resume_Business_Analyst_Barotova_1page.docx
+++ b/ba/Resume_Business_Analyst_Barotova_1page.docx
@@ -11,7 +11,7 @@
           <w:b/>
           <w:i w:val="0"/>
           <w:color w:val="121216"/>
-          <w:sz w:val="40"/>
+          <w:sz w:val="36"/>
         </w:rPr>
         <w:t>Баротова Сабина Андреевна</w:t>
       </w:r>
@@ -25,27 +25,9 @@
           <w:b/>
           <w:i w:val="0"/>
           <w:color w:val="F59E0B"/>
-          <w:sz w:val="24"/>
+          <w:sz w:val="22"/>
         </w:rPr>
         <w:t>Junior Business Analyst</w:t>
-      </w:r>
-      <w:r>
-        <w:rPr>
-          <w:b w:val="0"/>
-          <w:i w:val="0"/>
-          <w:color w:val="9999A3"/>
-          <w:sz w:val="20"/>
-        </w:rPr>
-        <w:t xml:space="preserve">   ·   </w:t>
-      </w:r>
-      <w:r>
-        <w:rPr>
-          <w:b w:val="0"/>
-          <w:i w:val="0"/>
-          <w:color w:val="555560"/>
-          <w:sz w:val="19"/>
-        </w:rPr>
-        <w:t>Системное мышление · Работа со стейкхолдерами</w:t>
       </w:r>
     </w:p>
     <w:p>
@@ -57,7 +39,7 @@
           <w:b w:val="0"/>
           <w:i w:val="0"/>
           <w:color w:val="121216"/>
-          <w:sz w:val="19"/>
+          <w:sz w:val="18"/>
         </w:rPr>
         <w:t>Москва</w:t>
       </w:r>
@@ -66,7 +48,7 @@
           <w:b w:val="0"/>
           <w:i w:val="0"/>
           <w:color w:val="9999A3"/>
-          <w:sz w:val="18"/>
+          <w:sz w:val="17"/>
         </w:rPr>
         <w:t xml:space="preserve">   ·   </w:t>
       </w:r>
@@ -75,7 +57,7 @@
           <w:b w:val="0"/>
           <w:i w:val="0"/>
           <w:color w:val="121216"/>
-          <w:sz w:val="19"/>
+          <w:sz w:val="18"/>
         </w:rPr>
         <w:t>+7 (926) 058-27-87</w:t>
       </w:r>
@@ -84,7 +66,7 @@
           <w:b w:val="0"/>
           <w:i w:val="0"/>
           <w:color w:val="9999A3"/>
-          <w:sz w:val="18"/>
+          <w:sz w:val="17"/>
         </w:rPr>
         <w:t xml:space="preserve">   ·   </w:t>
       </w:r>
@@ -93,7 +75,7 @@
           <w:b w:val="0"/>
           <w:i w:val="0"/>
           <w:color w:val="121216"/>
-          <w:sz w:val="19"/>
+          <w:sz w:val="18"/>
         </w:rPr>
         <w:t>sabina.1998.barotova@mail.ru</w:t>
       </w:r>
@@ -102,7 +84,7 @@
           <w:b w:val="0"/>
           <w:i w:val="0"/>
           <w:color w:val="9999A3"/>
-          <w:sz w:val="18"/>
+          <w:sz w:val="17"/>
         </w:rPr>
         <w:t xml:space="preserve">   ·   </w:t>
       </w:r>
@@ -111,9 +93,9 @@
           <w:b w:val="0"/>
           <w:i w:val="0"/>
           <w:color w:val="121216"/>
-          <w:sz w:val="19"/>
+          <w:sz w:val="18"/>
         </w:rPr>
-        <w:t>Гибрид / удалённо · готова к редким командировкам</w:t>
+        <w:t>Гибрид / удалённо</w:t>
       </w:r>
     </w:p>
     <w:p>
@@ -133,7 +115,7 @@
           <w:b/>
           <w:i w:val="0"/>
           <w:color w:val="F59E0B"/>
-          <w:sz w:val="24"/>
+          <w:sz w:val="22"/>
         </w:rPr>
         <w:t xml:space="preserve">▎ </w:t>
       </w:r>
@@ -143,23 +125,23 @@
           <w:b/>
           <w:i w:val="0"/>
           <w:color w:val="121216"/>
-          <w:sz w:val="22"/>
+          <w:sz w:val="20"/>
         </w:rPr>
         <w:t>О СЕБЕ</w:t>
       </w:r>
     </w:p>
     <w:p>
       <w:pPr>
-        <w:spacing w:after="40" w:line="288" w:lineRule="auto"/>
+        <w:spacing w:after="0" w:line="276" w:lineRule="auto"/>
       </w:pPr>
       <w:r>
         <w:rPr>
           <w:b w:val="0"/>
           <w:i w:val="0"/>
           <w:color w:val="121216"/>
-          <w:sz w:val="19"/>
+          <w:sz w:val="18"/>
         </w:rPr>
-        <w:t>Студентка 3 курса бизнес-информатики МИРЭА. Разрабатываю BRD/FRD, моделирую процессы AS-IS/TO-BE, провожу конкурентный анализ, JTBD- и CustDev-исследования. Работала в команде по реальным кейсам (ВкусВилл, EdTech-симулятор Studyhall, Eduson Academy).</w:t>
+        <w:t>Студентка 3 курса бизнес-информатики МИРЭА. Разрабатываю BRD/FRD/ТЗ, моделирую процессы AS-IS/TO-BE, проектирую данные в IDEF1X/ER, провожу конкурентный анализ, JTBD- и CustDev-исследования. Работала в команде по реальным кейсам: ВкусВилл, Studyhall, Eduson Academy.</w:t>
       </w:r>
     </w:p>
     <w:p>
@@ -171,7 +153,7 @@
           <w:b/>
           <w:i w:val="0"/>
           <w:color w:val="F59E0B"/>
-          <w:sz w:val="24"/>
+          <w:sz w:val="22"/>
         </w:rPr>
         <w:t xml:space="preserve">▎ </w:t>
       </w:r>
@@ -181,7 +163,7 @@
           <w:b/>
           <w:i w:val="0"/>
           <w:color w:val="121216"/>
-          <w:sz w:val="22"/>
+          <w:sz w:val="20"/>
         </w:rPr>
         <w:t>ОБРАЗОВАНИЕ</w:t>
       </w:r>
@@ -195,23 +177,27 @@
           <w:b/>
           <w:i w:val="0"/>
           <w:color w:val="121216"/>
-          <w:sz w:val="20"/>
+          <w:sz w:val="19"/>
         </w:rPr>
         <w:t>МИРЭА — Российский технологический университет</w:t>
       </w:r>
-    </w:p>
-    <w:p>
-      <w:pPr>
-        <w:spacing w:after="40" w:line="276" w:lineRule="auto"/>
-      </w:pPr>
+      <w:r>
+        <w:rPr>
+          <w:b w:val="0"/>
+          <w:i w:val="0"/>
+          <w:color w:val="9999A3"/>
+          <w:sz w:val="18"/>
+        </w:rPr>
+        <w:t xml:space="preserve">  ·  </w:t>
+      </w:r>
       <w:r>
         <w:rPr>
           <w:b w:val="0"/>
           <w:i w:val="0"/>
           <w:color w:val="555560"/>
-          <w:sz w:val="19"/>
+          <w:sz w:val="18"/>
         </w:rPr>
-        <w:t>Институт информационных технологий, бизнес-информатика · 3 курс, группа УИБО-07-23 · 2023 — 2027 (ожидается)</w:t>
+        <w:t>Институт информационных технологий, бизнес-информатика, 3 курс, группа УИБО-07-23 · 2023 — 2027</w:t>
       </w:r>
     </w:p>
     <w:p>
@@ -223,7 +209,7 @@
           <w:b/>
           <w:i w:val="0"/>
           <w:color w:val="F59E0B"/>
-          <w:sz w:val="24"/>
+          <w:sz w:val="22"/>
         </w:rPr>
         <w:t xml:space="preserve">▎ </w:t>
       </w:r>
@@ -233,21 +219,30 @@
           <w:b/>
           <w:i w:val="0"/>
           <w:color w:val="121216"/>
-          <w:sz w:val="22"/>
+          <w:sz w:val="20"/>
         </w:rPr>
         <w:t>КЕЙСЫ</w:t>
       </w:r>
     </w:p>
     <w:p>
       <w:pPr>
-        <w:spacing w:before="40" w:after="0"/>
+        <w:spacing w:before="0" w:after="0" w:line="264" w:lineRule="auto"/>
       </w:pPr>
       <w:r>
         <w:rPr>
           <w:b/>
           <w:i w:val="0"/>
+          <w:color w:val="F59E0B"/>
+          <w:sz w:val="18"/>
+        </w:rPr>
+        <w:t xml:space="preserve">1. </w:t>
+      </w:r>
+      <w:r>
+        <w:rPr>
+          <w:b/>
+          <w:i w:val="0"/>
           <w:color w:val="121216"/>
-          <w:sz w:val="21"/>
+          <w:sz w:val="19"/>
         </w:rPr>
         <w:t>Стратегический анализ ВкусВилл</w:t>
       </w:r>
@@ -256,114 +251,57 @@
           <w:b w:val="0"/>
           <w:i w:val="0"/>
           <w:color w:val="9999A3"/>
-          <w:sz w:val="18"/>
+          <w:sz w:val="17"/>
         </w:rPr>
-        <w:t xml:space="preserve">   ·   </w:t>
+        <w:t xml:space="preserve">  ·  </w:t>
       </w:r>
       <w:r>
         <w:rPr>
           <w:b w:val="0"/>
           <w:i/>
           <w:color w:val="555560"/>
-          <w:sz w:val="18"/>
+          <w:sz w:val="17"/>
         </w:rPr>
         <w:t>Командный кейс (4 человека) · 2025</w:t>
       </w:r>
     </w:p>
     <w:p>
       <w:pPr>
-        <w:spacing w:after="20" w:line="276" w:lineRule="auto"/>
-        <w:ind w:left="227"/>
+        <w:spacing w:after="0" w:line="264" w:lineRule="auto"/>
+        <w:ind w:left="255"/>
       </w:pPr>
       <w:r>
         <w:rPr>
-          <w:b w:val="0"/>
+          <w:b/>
           <w:i w:val="0"/>
-          <w:color w:val="555560"/>
-          <w:sz w:val="19"/>
+          <w:color w:val="F59E0B"/>
+          <w:sz w:val="18"/>
         </w:rPr>
-        <w:t xml:space="preserve">•  </w:t>
+        <w:t xml:space="preserve">— </w:t>
       </w:r>
       <w:r>
         <w:rPr>
           <w:b w:val="0"/>
           <w:i w:val="0"/>
           <w:color w:val="121216"/>
-          <w:sz w:val="19"/>
+          <w:sz w:val="18"/>
         </w:rPr>
         <w:t>Разобрала миссию и экосистему по фреймворку SMART, описала эффективность для 4 групп стейкхолдеров (покупатели, сотрудники, поставщики, общество)</w:t>
       </w:r>
     </w:p>
     <w:p>
       <w:pPr>
-        <w:spacing w:after="20" w:line="276" w:lineRule="auto"/>
-        <w:ind w:left="227"/>
+        <w:spacing w:after="40" w:line="264" w:lineRule="auto"/>
+        <w:ind w:left="255"/>
       </w:pPr>
       <w:r>
         <w:rPr>
-          <w:b w:val="0"/>
-          <w:i w:val="0"/>
-          <w:color w:val="555560"/>
-          <w:sz w:val="19"/>
-        </w:rPr>
-        <w:t xml:space="preserve">•  </w:t>
-      </w:r>
-      <w:r>
-        <w:rPr>
-          <w:b w:val="0"/>
-          <w:i w:val="0"/>
-          <w:color w:val="121216"/>
-          <w:sz w:val="19"/>
-        </w:rPr>
-        <w:t>Построила Growth Matrix: позиция компании 14,9% (рынок) / 26,7% (компания) — выше квадранта здорового роста</w:t>
-      </w:r>
-    </w:p>
-    <w:p>
-      <w:pPr>
-        <w:spacing w:after="20" w:line="276" w:lineRule="auto"/>
-        <w:ind w:left="227"/>
-      </w:pPr>
-      <w:r>
-        <w:rPr>
-          <w:b w:val="0"/>
-          <w:i w:val="0"/>
-          <w:color w:val="555560"/>
-          <w:sz w:val="19"/>
-        </w:rPr>
-        <w:t xml:space="preserve">•  </w:t>
-      </w:r>
-      <w:r>
-        <w:rPr>
-          <w:b w:val="0"/>
-          <w:i w:val="0"/>
-          <w:color w:val="121216"/>
-          <w:sz w:val="19"/>
-        </w:rPr>
-        <w:t>Подготовила и защитила презентацию вместе с командой</w:t>
-      </w:r>
-    </w:p>
-    <w:p>
-      <w:pPr>
-        <w:spacing w:after="40" w:line="288" w:lineRule="auto"/>
-      </w:pPr>
-      <w:r>
-        <w:rPr>
-          <w:rFonts w:ascii="Consolas" w:hAnsi="Consolas" w:eastAsia="Consolas" w:cs="Consolas"/>
-          <w:b w:val="0"/>
+          <w:b/>
           <w:i w:val="0"/>
           <w:color w:val="555560"/>
           <w:sz w:val="17"/>
         </w:rPr>
-        <w:t>Стек:</w:t>
-      </w:r>
-      <w:r>
-        <w:rPr>
-          <w:b w:val="0"/>
-          <w:i w:val="0"/>
-          <w:color w:val="9999A3"/>
-          <w:sz w:val="17"/>
-        </w:rPr>
-        <w:t xml:space="preserve">   ·   </w:t>
+        <w:t xml:space="preserve">Стек:  </w:t>
       </w:r>
       <w:r>
         <w:rPr>
@@ -373,7 +311,30 @@
           <w:color w:val="555560"/>
           <w:sz w:val="17"/>
         </w:rPr>
-        <w:t>SMART</w:t>
+        <w:t>SMART · Stakeholder Map · Growth Matrix · MS PowerPoint · MS Word</w:t>
+      </w:r>
+    </w:p>
+    <w:p>
+      <w:pPr>
+        <w:spacing w:before="0" w:after="0" w:line="264" w:lineRule="auto"/>
+      </w:pPr>
+      <w:r>
+        <w:rPr>
+          <w:b/>
+          <w:i w:val="0"/>
+          <w:color w:val="F59E0B"/>
+          <w:sz w:val="18"/>
+        </w:rPr>
+        <w:t xml:space="preserve">2. </w:t>
+      </w:r>
+      <w:r>
+        <w:rPr>
+          <w:b/>
+          <w:i w:val="0"/>
+          <w:color w:val="121216"/>
+          <w:sz w:val="19"/>
+        </w:rPr>
+        <w:t>Studyhall — продуктовая стратегия (UBK EdTech)</w:t>
       </w:r>
       <w:r>
         <w:rPr>
@@ -382,7 +343,55 @@
           <w:color w:val="9999A3"/>
           <w:sz w:val="17"/>
         </w:rPr>
-        <w:t xml:space="preserve">   ·   </w:t>
+        <w:t xml:space="preserve">  ·  </w:t>
+      </w:r>
+      <w:r>
+        <w:rPr>
+          <w:b w:val="0"/>
+          <w:i/>
+          <w:color w:val="555560"/>
+          <w:sz w:val="17"/>
+        </w:rPr>
+        <w:t>Учебный продуктовый кейс · 2025</w:t>
+      </w:r>
+    </w:p>
+    <w:p>
+      <w:pPr>
+        <w:spacing w:after="0" w:line="264" w:lineRule="auto"/>
+        <w:ind w:left="255"/>
+      </w:pPr>
+      <w:r>
+        <w:rPr>
+          <w:b/>
+          <w:i w:val="0"/>
+          <w:color w:val="F59E0B"/>
+          <w:sz w:val="18"/>
+        </w:rPr>
+        <w:t xml:space="preserve">— </w:t>
+      </w:r>
+      <w:r>
+        <w:rPr>
+          <w:b w:val="0"/>
+          <w:i w:val="0"/>
+          <w:color w:val="121216"/>
+          <w:sz w:val="18"/>
+        </w:rPr>
+        <w:t>Конкурентный анализ 5 EdTech-платформ; value proposition «immersive 2D + AI tutor»; 4 сегмента + JTBD</w:t>
+      </w:r>
+    </w:p>
+    <w:p>
+      <w:pPr>
+        <w:spacing w:after="40" w:line="264" w:lineRule="auto"/>
+        <w:ind w:left="255"/>
+      </w:pPr>
+      <w:r>
+        <w:rPr>
+          <w:b/>
+          <w:i w:val="0"/>
+          <w:color w:val="555560"/>
+          <w:sz w:val="17"/>
+        </w:rPr>
+        <w:t xml:space="preserve">Стек:  </w:t>
       </w:r>
       <w:r>
         <w:rPr>
@@ -392,7 +401,30 @@
           <w:color w:val="555560"/>
           <w:sz w:val="17"/>
         </w:rPr>
-        <w:t>Stakeholder Map</w:t>
+        <w:t>JTBD · Конкурентный анализ · Pricing strategy · ARPU/LTV · Figma · MS Excel</w:t>
+      </w:r>
+    </w:p>
+    <w:p>
+      <w:pPr>
+        <w:spacing w:before="0" w:after="0" w:line="264" w:lineRule="auto"/>
+      </w:pPr>
+      <w:r>
+        <w:rPr>
+          <w:b/>
+          <w:i w:val="0"/>
+          <w:color w:val="F59E0B"/>
+          <w:sz w:val="18"/>
+        </w:rPr>
+        <w:t xml:space="preserve">3. </w:t>
+      </w:r>
+      <w:r>
+        <w:rPr>
+          <w:b/>
+          <w:i w:val="0"/>
+          <w:color w:val="121216"/>
+          <w:sz w:val="19"/>
+        </w:rPr>
+        <w:t>Studyhall — техническая архитектура EdTech-симулятора</w:t>
       </w:r>
       <w:r>
         <w:rPr>
@@ -401,7 +433,55 @@
           <w:color w:val="9999A3"/>
           <w:sz w:val="17"/>
         </w:rPr>
-        <w:t xml:space="preserve">   ·   </w:t>
+        <w:t xml:space="preserve">  ·  </w:t>
+      </w:r>
+      <w:r>
+        <w:rPr>
+          <w:b w:val="0"/>
+          <w:i/>
+          <w:color w:val="555560"/>
+          <w:sz w:val="17"/>
+        </w:rPr>
+        <w:t>Системный кейс · 2025 · EdTech · AI · RAG</w:t>
+      </w:r>
+    </w:p>
+    <w:p>
+      <w:pPr>
+        <w:spacing w:after="0" w:line="264" w:lineRule="auto"/>
+        <w:ind w:left="255"/>
+      </w:pPr>
+      <w:r>
+        <w:rPr>
+          <w:b/>
+          <w:i w:val="0"/>
+          <w:color w:val="F59E0B"/>
+          <w:sz w:val="18"/>
+        </w:rPr>
+        <w:t xml:space="preserve">— </w:t>
+      </w:r>
+      <w:r>
+        <w:rPr>
+          <w:b w:val="0"/>
+          <w:i w:val="0"/>
+          <w:color w:val="121216"/>
+          <w:sz w:val="18"/>
+        </w:rPr>
+        <w:t>4-слойная архитектура: Frontend, Backend, ML/AI, DevOps; REST между Node.js и FastAPI</w:t>
+      </w:r>
+    </w:p>
+    <w:p>
+      <w:pPr>
+        <w:spacing w:after="40" w:line="264" w:lineRule="auto"/>
+        <w:ind w:left="255"/>
+      </w:pPr>
+      <w:r>
+        <w:rPr>
+          <w:b/>
+          <w:i w:val="0"/>
+          <w:color w:val="555560"/>
+          <w:sz w:val="17"/>
+        </w:rPr>
+        <w:t xml:space="preserve">Стек:  </w:t>
       </w:r>
       <w:r>
         <w:rPr>
@@ -411,7 +491,30 @@
           <w:color w:val="555560"/>
           <w:sz w:val="17"/>
         </w:rPr>
-        <w:t>Growth Matrix</w:t>
+        <w:t>REST-API · PostgreSQL · Node.js / Express · Python / FastAPI · RAG · LLaMA (ollama) · Docker</w:t>
+      </w:r>
+    </w:p>
+    <w:p>
+      <w:pPr>
+        <w:spacing w:before="0" w:after="0" w:line="264" w:lineRule="auto"/>
+      </w:pPr>
+      <w:r>
+        <w:rPr>
+          <w:b/>
+          <w:i w:val="0"/>
+          <w:color w:val="F59E0B"/>
+          <w:sz w:val="18"/>
+        </w:rPr>
+        <w:t xml:space="preserve">4. </w:t>
+      </w:r>
+      <w:r>
+        <w:rPr>
+          <w:b/>
+          <w:i w:val="0"/>
+          <w:color w:val="121216"/>
+          <w:sz w:val="19"/>
+        </w:rPr>
+        <w:t>Бизнес-архитектура Eduson Academy</w:t>
       </w:r>
       <w:r>
         <w:rPr>
@@ -420,7 +523,55 @@
           <w:color w:val="9999A3"/>
           <w:sz w:val="17"/>
         </w:rPr>
-        <w:t xml:space="preserve">   ·   </w:t>
+        <w:t xml:space="preserve">  ·  </w:t>
+      </w:r>
+      <w:r>
+        <w:rPr>
+          <w:b w:val="0"/>
+          <w:i/>
+          <w:color w:val="555560"/>
+          <w:sz w:val="17"/>
+        </w:rPr>
+        <w:t>Учебный кейс системного анализа · 2025</w:t>
+      </w:r>
+    </w:p>
+    <w:p>
+      <w:pPr>
+        <w:spacing w:after="0" w:line="264" w:lineRule="auto"/>
+        <w:ind w:left="255"/>
+      </w:pPr>
+      <w:r>
+        <w:rPr>
+          <w:b/>
+          <w:i w:val="0"/>
+          <w:color w:val="F59E0B"/>
+          <w:sz w:val="18"/>
+        </w:rPr>
+        <w:t xml:space="preserve">— </w:t>
+      </w:r>
+      <w:r>
+        <w:rPr>
+          <w:b w:val="0"/>
+          <w:i w:val="0"/>
+          <w:color w:val="121216"/>
+          <w:sz w:val="18"/>
+        </w:rPr>
+        <w:t>Построила диаграмму «Структура входов и выходов организации»: внешняя среда → входы → процесс преобразования → выходы → потребители (B2C / B2B / общество)</w:t>
+      </w:r>
+    </w:p>
+    <w:p>
+      <w:pPr>
+        <w:spacing w:after="40" w:line="264" w:lineRule="auto"/>
+        <w:ind w:left="255"/>
+      </w:pPr>
+      <w:r>
+        <w:rPr>
+          <w:b/>
+          <w:i w:val="0"/>
+          <w:color w:val="555560"/>
+          <w:sz w:val="17"/>
+        </w:rPr>
+        <w:t xml:space="preserve">Стек:  </w:t>
       </w:r>
       <w:r>
         <w:rPr>
@@ -430,7 +581,30 @@
           <w:color w:val="555560"/>
           <w:sz w:val="17"/>
         </w:rPr>
-        <w:t>MS PowerPoint</w:t>
+        <w:t>Системный анализ · IDEF0-подход · draw.io · MS PowerPoint</w:t>
+      </w:r>
+    </w:p>
+    <w:p>
+      <w:pPr>
+        <w:spacing w:before="0" w:after="0" w:line="264" w:lineRule="auto"/>
+      </w:pPr>
+      <w:r>
+        <w:rPr>
+          <w:b/>
+          <w:i w:val="0"/>
+          <w:color w:val="F59E0B"/>
+          <w:sz w:val="18"/>
+        </w:rPr>
+        <w:t xml:space="preserve">5. </w:t>
+      </w:r>
+      <w:r>
+        <w:rPr>
+          <w:b/>
+          <w:i w:val="0"/>
+          <w:color w:val="121216"/>
+          <w:sz w:val="19"/>
+        </w:rPr>
+        <w:t>ТЗ системы поддержки Eduson Academy</w:t>
       </w:r>
       <w:r>
         <w:rPr>
@@ -439,7 +613,55 @@
           <w:color w:val="9999A3"/>
           <w:sz w:val="17"/>
         </w:rPr>
-        <w:t xml:space="preserve">   ·   </w:t>
+        <w:t xml:space="preserve">  ·  </w:t>
+      </w:r>
+      <w:r>
+        <w:rPr>
+          <w:b w:val="0"/>
+          <w:i/>
+          <w:color w:val="555560"/>
+          <w:sz w:val="17"/>
+        </w:rPr>
+        <w:t>Учебный кейс · сент. — дек. 2025 · 14 недель · 6 этапов</w:t>
+      </w:r>
+    </w:p>
+    <w:p>
+      <w:pPr>
+        <w:spacing w:after="0" w:line="264" w:lineRule="auto"/>
+        <w:ind w:left="255"/>
+      </w:pPr>
+      <w:r>
+        <w:rPr>
+          <w:b/>
+          <w:i w:val="0"/>
+          <w:color w:val="F59E0B"/>
+          <w:sz w:val="18"/>
+        </w:rPr>
+        <w:t xml:space="preserve">— </w:t>
+      </w:r>
+      <w:r>
+        <w:rPr>
+          <w:b w:val="0"/>
+          <w:i w:val="0"/>
+          <w:color w:val="121216"/>
+          <w:sz w:val="18"/>
+        </w:rPr>
+        <w:t>ТЗ по ГОСТ 34.602-89 / 19.201-78 на 9 разделов; 3 модуля (Q&amp;A, маркетплейс, CRM); SLA 90-100%</w:t>
+      </w:r>
+    </w:p>
+    <w:p>
+      <w:pPr>
+        <w:spacing w:after="40" w:line="264" w:lineRule="auto"/>
+        <w:ind w:left="255"/>
+      </w:pPr>
+      <w:r>
+        <w:rPr>
+          <w:b/>
+          <w:i w:val="0"/>
+          <w:color w:val="555560"/>
+          <w:sz w:val="17"/>
+        </w:rPr>
+        <w:t xml:space="preserve">Стек:  </w:t>
       </w:r>
       <w:r>
         <w:rPr>
@@ -449,126 +671,30 @@
           <w:color w:val="555560"/>
           <w:sz w:val="17"/>
         </w:rPr>
-        <w:t>MS Word</w:t>
+        <w:t>ГОСТ 34.602-89 · ГОСТ 19.201-78 · RUP · MS Word</w:t>
       </w:r>
     </w:p>
     <w:p>
       <w:pPr>
-        <w:spacing w:before="40" w:after="0"/>
+        <w:spacing w:before="0" w:after="0" w:line="264" w:lineRule="auto"/>
       </w:pPr>
       <w:r>
         <w:rPr>
           <w:b/>
           <w:i w:val="0"/>
-          <w:color w:val="121216"/>
-          <w:sz w:val="21"/>
+          <w:color w:val="F59E0B"/>
+          <w:sz w:val="18"/>
         </w:rPr>
-        <w:t>2D-симулятор Studyhall (UBK EdTech)</w:t>
+        <w:t xml:space="preserve">6. </w:t>
       </w:r>
       <w:r>
         <w:rPr>
-          <w:b w:val="0"/>
-          <w:i w:val="0"/>
-          <w:color w:val="9999A3"/>
-          <w:sz w:val="18"/>
-        </w:rPr>
-        <w:t xml:space="preserve">   ·   </w:t>
-      </w:r>
-      <w:r>
-        <w:rPr>
-          <w:b w:val="0"/>
-          <w:i/>
-          <w:color w:val="555560"/>
-          <w:sz w:val="18"/>
-        </w:rPr>
-        <w:t>Учебный продуктовый кейс · 2025</w:t>
-      </w:r>
-    </w:p>
-    <w:p>
-      <w:pPr>
-        <w:spacing w:after="20" w:line="276" w:lineRule="auto"/>
-        <w:ind w:left="227"/>
-      </w:pPr>
-      <w:r>
-        <w:rPr>
-          <w:b w:val="0"/>
-          <w:i w:val="0"/>
-          <w:color w:val="555560"/>
-          <w:sz w:val="19"/>
-        </w:rPr>
-        <w:t xml:space="preserve">•  </w:t>
-      </w:r>
-      <w:r>
-        <w:rPr>
-          <w:b w:val="0"/>
+          <w:b/>
           <w:i w:val="0"/>
           <w:color w:val="121216"/>
           <w:sz w:val="19"/>
         </w:rPr>
-        <w:t>Конкурентный анализ 5 EdTech-платформ (Quizlet, Anki, Kahoot, StudySmarter, Memrise), сформулирована value proposition «immersive 2D + AI tutor»</w:t>
-      </w:r>
-    </w:p>
-    <w:p>
-      <w:pPr>
-        <w:spacing w:after="20" w:line="276" w:lineRule="auto"/>
-        <w:ind w:left="227"/>
-      </w:pPr>
-      <w:r>
-        <w:rPr>
-          <w:b w:val="0"/>
-          <w:i w:val="0"/>
-          <w:color w:val="555560"/>
-          <w:sz w:val="19"/>
-        </w:rPr>
-        <w:t xml:space="preserve">•  </w:t>
-      </w:r>
-      <w:r>
-        <w:rPr>
-          <w:b w:val="0"/>
-          <w:i w:val="0"/>
-          <w:color w:val="121216"/>
-          <w:sz w:val="19"/>
-        </w:rPr>
-        <w:t>Монетизационная модель: 3-tier подписка 749–1 189 ₽/мес, B2B 13 990–99 990 ₽/мес, микротранзакции; ARPU 969–1 798 ₽</w:t>
-      </w:r>
-    </w:p>
-    <w:p>
-      <w:pPr>
-        <w:spacing w:after="20" w:line="276" w:lineRule="auto"/>
-        <w:ind w:left="227"/>
-      </w:pPr>
-      <w:r>
-        <w:rPr>
-          <w:b w:val="0"/>
-          <w:i w:val="0"/>
-          <w:color w:val="555560"/>
-          <w:sz w:val="19"/>
-        </w:rPr>
-        <w:t xml:space="preserve">•  </w:t>
-      </w:r>
-      <w:r>
-        <w:rPr>
-          <w:b w:val="0"/>
-          <w:i w:val="0"/>
-          <w:color w:val="121216"/>
-          <w:sz w:val="19"/>
-        </w:rPr>
-        <w:t>Финансовая модель: окупаемость ~9 мес. при 5 000 пользователей и выручке 8,99 М ₽ за 6 мес.</w:t>
-      </w:r>
-    </w:p>
-    <w:p>
-      <w:pPr>
-        <w:spacing w:after="40" w:line="288" w:lineRule="auto"/>
-      </w:pPr>
-      <w:r>
-        <w:rPr>
-          <w:rFonts w:ascii="Consolas" w:hAnsi="Consolas" w:eastAsia="Consolas" w:cs="Consolas"/>
-          <w:b w:val="0"/>
-          <w:i w:val="0"/>
-          <w:color w:val="555560"/>
-          <w:sz w:val="17"/>
-        </w:rPr>
-        <w:t>Стек:</w:t>
+        <w:t>IT-аудит сайта Eduson Academy</w:t>
       </w:r>
       <w:r>
         <w:rPr>
@@ -577,7 +703,55 @@
           <w:color w:val="9999A3"/>
           <w:sz w:val="17"/>
         </w:rPr>
-        <w:t xml:space="preserve">   ·   </w:t>
+        <w:t xml:space="preserve">  ·  </w:t>
+      </w:r>
+      <w:r>
+        <w:rPr>
+          <w:b w:val="0"/>
+          <w:i/>
+          <w:color w:val="555560"/>
+          <w:sz w:val="17"/>
+        </w:rPr>
+        <w:t>Аудит продукта · 2025 · UX · Performance · SEO</w:t>
+      </w:r>
+    </w:p>
+    <w:p>
+      <w:pPr>
+        <w:spacing w:after="0" w:line="264" w:lineRule="auto"/>
+        <w:ind w:left="255"/>
+      </w:pPr>
+      <w:r>
+        <w:rPr>
+          <w:b/>
+          <w:i w:val="0"/>
+          <w:color w:val="F59E0B"/>
+          <w:sz w:val="18"/>
+        </w:rPr>
+        <w:t xml:space="preserve">— </w:t>
+      </w:r>
+      <w:r>
+        <w:rPr>
+          <w:b w:val="0"/>
+          <w:i w:val="0"/>
+          <w:color w:val="121216"/>
+          <w:sz w:val="18"/>
+        </w:rPr>
+        <w:t>Аудит по 7 метрикам (Lighthouse, PageSpeed, W3C); итог 62/100 (дизайн 85, безопасность 90, mobile 35)</w:t>
+      </w:r>
+    </w:p>
+    <w:p>
+      <w:pPr>
+        <w:spacing w:after="40" w:line="264" w:lineRule="auto"/>
+        <w:ind w:left="255"/>
+      </w:pPr>
+      <w:r>
+        <w:rPr>
+          <w:b/>
+          <w:i w:val="0"/>
+          <w:color w:val="555560"/>
+          <w:sz w:val="17"/>
+        </w:rPr>
+        <w:t xml:space="preserve">Стек:  </w:t>
       </w:r>
       <w:r>
         <w:rPr>
@@ -587,7 +761,30 @@
           <w:color w:val="555560"/>
           <w:sz w:val="17"/>
         </w:rPr>
-        <w:t>JTBD</w:t>
+        <w:t>UX-аудит · Google Lighthouse · PageSpeed Insights · W3C Validator</w:t>
+      </w:r>
+    </w:p>
+    <w:p>
+      <w:pPr>
+        <w:spacing w:before="0" w:after="0" w:line="264" w:lineRule="auto"/>
+      </w:pPr>
+      <w:r>
+        <w:rPr>
+          <w:b/>
+          <w:i w:val="0"/>
+          <w:color w:val="F59E0B"/>
+          <w:sz w:val="18"/>
+        </w:rPr>
+        <w:t xml:space="preserve">7. </w:t>
+      </w:r>
+      <w:r>
+        <w:rPr>
+          <w:b/>
+          <w:i w:val="0"/>
+          <w:color w:val="121216"/>
+          <w:sz w:val="19"/>
+        </w:rPr>
+        <w:t>Модель данных IDEF1X — система управления практикой</w:t>
       </w:r>
       <w:r>
         <w:rPr>
@@ -596,7 +793,55 @@
           <w:color w:val="9999A3"/>
           <w:sz w:val="17"/>
         </w:rPr>
-        <w:t xml:space="preserve">   ·   </w:t>
+        <w:t xml:space="preserve">  ·  </w:t>
+      </w:r>
+      <w:r>
+        <w:rPr>
+          <w:b w:val="0"/>
+          <w:i/>
+          <w:color w:val="555560"/>
+          <w:sz w:val="17"/>
+        </w:rPr>
+        <w:t>Учебный кейс системного анализа · 2025</w:t>
+      </w:r>
+    </w:p>
+    <w:p>
+      <w:pPr>
+        <w:spacing w:after="0" w:line="264" w:lineRule="auto"/>
+        <w:ind w:left="255"/>
+      </w:pPr>
+      <w:r>
+        <w:rPr>
+          <w:b/>
+          <w:i w:val="0"/>
+          <w:color w:val="F59E0B"/>
+          <w:sz w:val="18"/>
+        </w:rPr>
+        <w:t xml:space="preserve">— </w:t>
+      </w:r>
+      <w:r>
+        <w:rPr>
+          <w:b w:val="0"/>
+          <w:i w:val="0"/>
+          <w:color w:val="121216"/>
+          <w:sz w:val="18"/>
+        </w:rPr>
+        <w:t>Спроектировала логическую модель в IDEF1X на 6 сущностей: ПОЛЬЗОВАТЕЛЬ, СТУДЕНТ, ОРГАНИЗАЦИЯ, ПРАКТИКА, ЗАЯВКА, ДОГОВОР</w:t>
+      </w:r>
+    </w:p>
+    <w:p>
+      <w:pPr>
+        <w:spacing w:after="40" w:line="264" w:lineRule="auto"/>
+        <w:ind w:left="255"/>
+      </w:pPr>
+      <w:r>
+        <w:rPr>
+          <w:b/>
+          <w:i w:val="0"/>
+          <w:color w:val="555560"/>
+          <w:sz w:val="17"/>
+        </w:rPr>
+        <w:t xml:space="preserve">Стек:  </w:t>
       </w:r>
       <w:r>
         <w:rPr>
@@ -606,7 +851,30 @@
           <w:color w:val="555560"/>
           <w:sz w:val="17"/>
         </w:rPr>
-        <w:t>Конкурентный анализ</w:t>
+        <w:t>IDEF1X · ER-моделирование · draw.io / diagrams.net · Реляционная нормализация (3НФ)</w:t>
+      </w:r>
+    </w:p>
+    <w:p>
+      <w:pPr>
+        <w:spacing w:before="0" w:after="0" w:line="264" w:lineRule="auto"/>
+      </w:pPr>
+      <w:r>
+        <w:rPr>
+          <w:b/>
+          <w:i w:val="0"/>
+          <w:color w:val="F59E0B"/>
+          <w:sz w:val="18"/>
+        </w:rPr>
+        <w:t xml:space="preserve">8. </w:t>
+      </w:r>
+      <w:r>
+        <w:rPr>
+          <w:b/>
+          <w:i w:val="0"/>
+          <w:color w:val="121216"/>
+          <w:sz w:val="19"/>
+        </w:rPr>
+        <w:t>Моделирование процессов AS-IS / TO-BE</w:t>
       </w:r>
       <w:r>
         <w:rPr>
@@ -615,7 +883,55 @@
           <w:color w:val="9999A3"/>
           <w:sz w:val="17"/>
         </w:rPr>
-        <w:t xml:space="preserve">   ·   </w:t>
+        <w:t xml:space="preserve">  ·  </w:t>
+      </w:r>
+      <w:r>
+        <w:rPr>
+          <w:b w:val="0"/>
+          <w:i/>
+          <w:color w:val="555560"/>
+          <w:sz w:val="17"/>
+        </w:rPr>
+        <w:t>Оптимизация процесса · 2025</w:t>
+      </w:r>
+    </w:p>
+    <w:p>
+      <w:pPr>
+        <w:spacing w:after="0" w:line="264" w:lineRule="auto"/>
+        <w:ind w:left="255"/>
+      </w:pPr>
+      <w:r>
+        <w:rPr>
+          <w:b/>
+          <w:i w:val="0"/>
+          <w:color w:val="F59E0B"/>
+          <w:sz w:val="18"/>
+        </w:rPr>
+        <w:t xml:space="preserve">— </w:t>
+      </w:r>
+      <w:r>
+        <w:rPr>
+          <w:b w:val="0"/>
+          <w:i w:val="0"/>
+          <w:color w:val="121216"/>
+          <w:sz w:val="18"/>
+        </w:rPr>
+        <w:t>AS-IS (7 шагов / 14 дней) → TO-BE (4 шага / 3 дня); −78% времени, 0 ручных операций</w:t>
+      </w:r>
+    </w:p>
+    <w:p>
+      <w:pPr>
+        <w:spacing w:after="40" w:line="264" w:lineRule="auto"/>
+        <w:ind w:left="255"/>
+      </w:pPr>
+      <w:r>
+        <w:rPr>
+          <w:b/>
+          <w:i w:val="0"/>
+          <w:color w:val="555560"/>
+          <w:sz w:val="17"/>
+        </w:rPr>
+        <w:t xml:space="preserve">Стек:  </w:t>
       </w:r>
       <w:r>
         <w:rPr>
@@ -625,7 +941,30 @@
           <w:color w:val="555560"/>
           <w:sz w:val="17"/>
         </w:rPr>
-        <w:t>Pricing strategy</w:t>
+        <w:t>BPMN-подход · AS-IS / TO-BE · draw.io</w:t>
+      </w:r>
+    </w:p>
+    <w:p>
+      <w:pPr>
+        <w:spacing w:before="0" w:after="0" w:line="264" w:lineRule="auto"/>
+      </w:pPr>
+      <w:r>
+        <w:rPr>
+          <w:b/>
+          <w:i w:val="0"/>
+          <w:color w:val="F59E0B"/>
+          <w:sz w:val="18"/>
+        </w:rPr>
+        <w:t xml:space="preserve">9. </w:t>
+      </w:r>
+      <w:r>
+        <w:rPr>
+          <w:b/>
+          <w:i w:val="0"/>
+          <w:color w:val="121216"/>
+          <w:sz w:val="19"/>
+        </w:rPr>
+        <w:t>Курсовая на C++ — конвертер позиционных систем счисления</w:t>
       </w:r>
       <w:r>
         <w:rPr>
@@ -634,7 +973,55 @@
           <w:color w:val="9999A3"/>
           <w:sz w:val="17"/>
         </w:rPr>
-        <w:t xml:space="preserve">   ·   </w:t>
+        <w:t xml:space="preserve">  ·  </w:t>
+      </w:r>
+      <w:r>
+        <w:rPr>
+          <w:b w:val="0"/>
+          <w:i/>
+          <w:color w:val="555560"/>
+          <w:sz w:val="17"/>
+        </w:rPr>
+        <w:t>Курсовая работа · МИРЭА · УИБО-07-23 · 2024</w:t>
+      </w:r>
+    </w:p>
+    <w:p>
+      <w:pPr>
+        <w:spacing w:after="0" w:line="264" w:lineRule="auto"/>
+        <w:ind w:left="255"/>
+      </w:pPr>
+      <w:r>
+        <w:rPr>
+          <w:b/>
+          <w:i w:val="0"/>
+          <w:color w:val="F59E0B"/>
+          <w:sz w:val="18"/>
+        </w:rPr>
+        <w:t xml:space="preserve">— </w:t>
+      </w:r>
+      <w:r>
+        <w:rPr>
+          <w:b w:val="0"/>
+          <w:i w:val="0"/>
+          <w:color w:val="121216"/>
+          <w:sz w:val="18"/>
+        </w:rPr>
+        <w:t>Конвертер чисел в системах 1–16, валидация, обработка переполнения через try/catch и overflow_error; 9 тестов</w:t>
+      </w:r>
+    </w:p>
+    <w:p>
+      <w:pPr>
+        <w:spacing w:after="40" w:line="264" w:lineRule="auto"/>
+        <w:ind w:left="255"/>
+      </w:pPr>
+      <w:r>
+        <w:rPr>
+          <w:b/>
+          <w:i w:val="0"/>
+          <w:color w:val="555560"/>
+          <w:sz w:val="17"/>
+        </w:rPr>
+        <w:t xml:space="preserve">Стек:  </w:t>
       </w:r>
       <w:r>
         <w:rPr>
@@ -644,216 +1031,7 @@
           <w:color w:val="555560"/>
           <w:sz w:val="17"/>
         </w:rPr>
-        <w:t>ARPU/LTV</w:t>
-      </w:r>
-      <w:r>
-        <w:rPr>
-          <w:b w:val="0"/>
-          <w:i w:val="0"/>
-          <w:color w:val="9999A3"/>
-          <w:sz w:val="17"/>
-        </w:rPr>
-        <w:t xml:space="preserve">   ·   </w:t>
-      </w:r>
-      <w:r>
-        <w:rPr>
-          <w:rFonts w:ascii="Consolas" w:hAnsi="Consolas" w:eastAsia="Consolas" w:cs="Consolas"/>
-          <w:b w:val="0"/>
-          <w:i w:val="0"/>
-          <w:color w:val="555560"/>
-          <w:sz w:val="17"/>
-        </w:rPr>
-        <w:t>Figma</w:t>
-      </w:r>
-      <w:r>
-        <w:rPr>
-          <w:b w:val="0"/>
-          <w:i w:val="0"/>
-          <w:color w:val="9999A3"/>
-          <w:sz w:val="17"/>
-        </w:rPr>
-        <w:t xml:space="preserve">   ·   </w:t>
-      </w:r>
-      <w:r>
-        <w:rPr>
-          <w:rFonts w:ascii="Consolas" w:hAnsi="Consolas" w:eastAsia="Consolas" w:cs="Consolas"/>
-          <w:b w:val="0"/>
-          <w:i w:val="0"/>
-          <w:color w:val="555560"/>
-          <w:sz w:val="17"/>
-        </w:rPr>
-        <w:t>MS Excel</w:t>
-      </w:r>
-    </w:p>
-    <w:p>
-      <w:pPr>
-        <w:spacing w:before="40" w:after="0"/>
-      </w:pPr>
-      <w:r>
-        <w:rPr>
-          <w:b/>
-          <w:i w:val="0"/>
-          <w:color w:val="121216"/>
-          <w:sz w:val="21"/>
-        </w:rPr>
-        <w:t>Бизнес-архитектура Eduson Academy</w:t>
-      </w:r>
-      <w:r>
-        <w:rPr>
-          <w:b w:val="0"/>
-          <w:i w:val="0"/>
-          <w:color w:val="9999A3"/>
-          <w:sz w:val="18"/>
-        </w:rPr>
-        <w:t xml:space="preserve">   ·   </w:t>
-      </w:r>
-      <w:r>
-        <w:rPr>
-          <w:b w:val="0"/>
-          <w:i/>
-          <w:color w:val="555560"/>
-          <w:sz w:val="18"/>
-        </w:rPr>
-        <w:t>Учебный кейс системного анализа · 2025</w:t>
-      </w:r>
-    </w:p>
-    <w:p>
-      <w:pPr>
-        <w:spacing w:after="20" w:line="276" w:lineRule="auto"/>
-        <w:ind w:left="227"/>
-      </w:pPr>
-      <w:r>
-        <w:rPr>
-          <w:b w:val="0"/>
-          <w:i w:val="0"/>
-          <w:color w:val="555560"/>
-          <w:sz w:val="19"/>
-        </w:rPr>
-        <w:t xml:space="preserve">•  </w:t>
-      </w:r>
-      <w:r>
-        <w:rPr>
-          <w:b w:val="0"/>
-          <w:i w:val="0"/>
-          <w:color w:val="121216"/>
-          <w:sz w:val="19"/>
-        </w:rPr>
-        <w:t>Построила диаграмму «Структура входов и выходов организации»: внешняя среда → входы → процесс преобразования → выходы → потребители (B2C / B2B / общество)</w:t>
-      </w:r>
-    </w:p>
-    <w:p>
-      <w:pPr>
-        <w:spacing w:after="20" w:line="276" w:lineRule="auto"/>
-        <w:ind w:left="227"/>
-      </w:pPr>
-      <w:r>
-        <w:rPr>
-          <w:b w:val="0"/>
-          <w:i w:val="0"/>
-          <w:color w:val="555560"/>
-          <w:sz w:val="19"/>
-        </w:rPr>
-        <w:t xml:space="preserve">•  </w:t>
-      </w:r>
-      <w:r>
-        <w:rPr>
-          <w:b w:val="0"/>
-          <w:i w:val="0"/>
-          <w:color w:val="121216"/>
-          <w:sz w:val="19"/>
-        </w:rPr>
-        <w:t>Описала ключевые ресурсы (LMS, ПО, экспертиза, данные) и регуляторное окружение (ФЗ-152, Рособрнадзор)</w:t>
-      </w:r>
-    </w:p>
-    <w:p>
-      <w:pPr>
-        <w:spacing w:after="40" w:line="288" w:lineRule="auto"/>
-      </w:pPr>
-      <w:r>
-        <w:rPr>
-          <w:rFonts w:ascii="Consolas" w:hAnsi="Consolas" w:eastAsia="Consolas" w:cs="Consolas"/>
-          <w:b w:val="0"/>
-          <w:i w:val="0"/>
-          <w:color w:val="555560"/>
-          <w:sz w:val="17"/>
-        </w:rPr>
-        <w:t>Стек:</w:t>
-      </w:r>
-      <w:r>
-        <w:rPr>
-          <w:b w:val="0"/>
-          <w:i w:val="0"/>
-          <w:color w:val="9999A3"/>
-          <w:sz w:val="17"/>
-        </w:rPr>
-        <w:t xml:space="preserve">   ·   </w:t>
-      </w:r>
-      <w:r>
-        <w:rPr>
-          <w:rFonts w:ascii="Consolas" w:hAnsi="Consolas" w:eastAsia="Consolas" w:cs="Consolas"/>
-          <w:b w:val="0"/>
-          <w:i w:val="0"/>
-          <w:color w:val="555560"/>
-          <w:sz w:val="17"/>
-        </w:rPr>
-        <w:t>Системный анализ</w:t>
-      </w:r>
-      <w:r>
-        <w:rPr>
-          <w:b w:val="0"/>
-          <w:i w:val="0"/>
-          <w:color w:val="9999A3"/>
-          <w:sz w:val="17"/>
-        </w:rPr>
-        <w:t xml:space="preserve">   ·   </w:t>
-      </w:r>
-      <w:r>
-        <w:rPr>
-          <w:rFonts w:ascii="Consolas" w:hAnsi="Consolas" w:eastAsia="Consolas" w:cs="Consolas"/>
-          <w:b w:val="0"/>
-          <w:i w:val="0"/>
-          <w:color w:val="555560"/>
-          <w:sz w:val="17"/>
-        </w:rPr>
-        <w:t>IDEF0-подход</w:t>
-      </w:r>
-      <w:r>
-        <w:rPr>
-          <w:b w:val="0"/>
-          <w:i w:val="0"/>
-          <w:color w:val="9999A3"/>
-          <w:sz w:val="17"/>
-        </w:rPr>
-        <w:t xml:space="preserve">   ·   </w:t>
-      </w:r>
-      <w:r>
-        <w:rPr>
-          <w:rFonts w:ascii="Consolas" w:hAnsi="Consolas" w:eastAsia="Consolas" w:cs="Consolas"/>
-          <w:b w:val="0"/>
-          <w:i w:val="0"/>
-          <w:color w:val="555560"/>
-          <w:sz w:val="17"/>
-        </w:rPr>
-        <w:t>draw.io</w:t>
-      </w:r>
-      <w:r>
-        <w:rPr>
-          <w:b w:val="0"/>
-          <w:i w:val="0"/>
-          <w:color w:val="9999A3"/>
-          <w:sz w:val="17"/>
-        </w:rPr>
-        <w:t xml:space="preserve">   ·   </w:t>
-      </w:r>
-      <w:r>
-        <w:rPr>
-          <w:rFonts w:ascii="Consolas" w:hAnsi="Consolas" w:eastAsia="Consolas" w:cs="Consolas"/>
-          <w:b w:val="0"/>
-          <w:i w:val="0"/>
-          <w:color w:val="555560"/>
-          <w:sz w:val="17"/>
-        </w:rPr>
-        <w:t>MS PowerPoint</w:t>
+        <w:t>C++ 11/14/17 · STL · iostream / stdexcept · алгоритмы</w:t>
       </w:r>
     </w:p>
     <w:p>
@@ -865,7 +1043,7 @@
           <w:b/>
           <w:i w:val="0"/>
           <w:color w:val="F59E0B"/>
-          <w:sz w:val="24"/>
+          <w:sz w:val="22"/>
         </w:rPr>
         <w:t xml:space="preserve">▎ </w:t>
       </w:r>
@@ -875,9 +1053,9 @@
           <w:b/>
           <w:i w:val="0"/>
           <w:color w:val="121216"/>
-          <w:sz w:val="22"/>
+          <w:sz w:val="20"/>
         </w:rPr>
-        <w:t>КЛЮЧЕВЫЕ НАВЫКИ</w:t>
+        <w:t>НАВЫКИ</w:t>
       </w:r>
     </w:p>
     <w:tbl>
@@ -895,24 +1073,24 @@
         </w:tblBorders>
       </w:tblPr>
       <w:tblGrid>
-        <w:gridCol w:w="5326"/>
-        <w:gridCol w:w="5326"/>
+        <w:gridCol w:w="5440"/>
+        <w:gridCol w:w="5440"/>
       </w:tblGrid>
       <w:tr>
         <w:tc>
           <w:tcPr>
-            <w:tcW w:type="dxa" w:w="3118"/>
+            <w:tcW w:type="dxa" w:w="2551"/>
           </w:tcPr>
           <w:p>
             <w:pPr>
-              <w:spacing w:after="40"/>
+              <w:spacing w:after="0"/>
             </w:pPr>
             <w:r>
               <w:rPr>
                 <w:b/>
                 <w:i w:val="0"/>
                 <w:color w:val="121216"/>
-                <w:sz w:val="19"/>
+                <w:sz w:val="17"/>
               </w:rPr>
               <w:t>Нотации и фреймворки</w:t>
             </w:r>
@@ -920,18 +1098,18 @@
         </w:tc>
         <w:tc>
           <w:tcPr>
-            <w:tcW w:type="dxa" w:w="6803"/>
+            <w:tcW w:type="dxa" w:w="7654"/>
           </w:tcPr>
           <w:p>
             <w:pPr>
-              <w:spacing w:after="40"/>
+              <w:spacing w:after="0"/>
             </w:pPr>
             <w:r>
               <w:rPr>
                 <w:b w:val="0"/>
                 <w:i w:val="0"/>
                 <w:color w:val="555560"/>
-                <w:sz w:val="19"/>
+                <w:sz w:val="17"/>
               </w:rPr>
               <w:t>BPMN</w:t>
             </w:r>
@@ -940,16 +1118,16 @@
                 <w:b w:val="0"/>
                 <w:i w:val="0"/>
                 <w:color w:val="9999A3"/>
-                <w:sz w:val="18"/>
+                <w:sz w:val="17"/>
               </w:rPr>
-              <w:t xml:space="preserve">  ·  </w:t>
+              <w:t xml:space="preserve"> · </w:t>
             </w:r>
             <w:r>
               <w:rPr>
                 <w:b w:val="0"/>
                 <w:i w:val="0"/>
                 <w:color w:val="555560"/>
-                <w:sz w:val="19"/>
+                <w:sz w:val="17"/>
               </w:rPr>
               <w:t>AS-IS / TO-BE</w:t>
             </w:r>
@@ -958,16 +1136,70 @@
                 <w:b w:val="0"/>
                 <w:i w:val="0"/>
                 <w:color w:val="9999A3"/>
-                <w:sz w:val="18"/>
+                <w:sz w:val="17"/>
               </w:rPr>
-              <w:t xml:space="preserve">  ·  </w:t>
+              <w:t xml:space="preserve"> · </w:t>
             </w:r>
             <w:r>
               <w:rPr>
                 <w:b w:val="0"/>
                 <w:i w:val="0"/>
                 <w:color w:val="555560"/>
-                <w:sz w:val="19"/>
+                <w:sz w:val="17"/>
+              </w:rPr>
+              <w:t>IDEF0</w:t>
+            </w:r>
+            <w:r>
+              <w:rPr>
+                <w:b w:val="0"/>
+                <w:i w:val="0"/>
+                <w:color w:val="9999A3"/>
+                <w:sz w:val="17"/>
+              </w:rPr>
+              <w:t xml:space="preserve"> · </w:t>
+            </w:r>
+            <w:r>
+              <w:rPr>
+                <w:b w:val="0"/>
+                <w:i w:val="0"/>
+                <w:color w:val="555560"/>
+                <w:sz w:val="17"/>
+              </w:rPr>
+              <w:t>IDEF1X</w:t>
+            </w:r>
+            <w:r>
+              <w:rPr>
+                <w:b w:val="0"/>
+                <w:i w:val="0"/>
+                <w:color w:val="9999A3"/>
+                <w:sz w:val="17"/>
+              </w:rPr>
+              <w:t xml:space="preserve"> · </w:t>
+            </w:r>
+            <w:r>
+              <w:rPr>
+                <w:b w:val="0"/>
+                <w:i w:val="0"/>
+                <w:color w:val="555560"/>
+                <w:sz w:val="17"/>
+              </w:rPr>
+              <w:t>ER</w:t>
+            </w:r>
+            <w:r>
+              <w:rPr>
+                <w:b w:val="0"/>
+                <w:i w:val="0"/>
+                <w:color w:val="9999A3"/>
+                <w:sz w:val="17"/>
+              </w:rPr>
+              <w:t xml:space="preserve"> · </w:t>
+            </w:r>
+            <w:r>
+              <w:rPr>
+                <w:b w:val="0"/>
+                <w:i w:val="0"/>
+                <w:color w:val="555560"/>
+                <w:sz w:val="17"/>
               </w:rPr>
               <w:t>CJM</w:t>
             </w:r>
@@ -976,16 +1208,16 @@
                 <w:b w:val="0"/>
                 <w:i w:val="0"/>
                 <w:color w:val="9999A3"/>
-                <w:sz w:val="18"/>
+                <w:sz w:val="17"/>
               </w:rPr>
-              <w:t xml:space="preserve">  ·  </w:t>
+              <w:t xml:space="preserve"> · </w:t>
             </w:r>
             <w:r>
               <w:rPr>
                 <w:b w:val="0"/>
                 <w:i w:val="0"/>
                 <w:color w:val="555560"/>
-                <w:sz w:val="19"/>
+                <w:sz w:val="17"/>
               </w:rPr>
               <w:t>JTBD</w:t>
             </w:r>
@@ -994,16 +1226,16 @@
                 <w:b w:val="0"/>
                 <w:i w:val="0"/>
                 <w:color w:val="9999A3"/>
-                <w:sz w:val="18"/>
+                <w:sz w:val="17"/>
               </w:rPr>
-              <w:t xml:space="preserve">  ·  </w:t>
+              <w:t xml:space="preserve"> · </w:t>
             </w:r>
             <w:r>
               <w:rPr>
                 <w:b w:val="0"/>
                 <w:i w:val="0"/>
                 <w:color w:val="555560"/>
-                <w:sz w:val="19"/>
+                <w:sz w:val="17"/>
               </w:rPr>
               <w:t>Stakeholder Map</w:t>
             </w:r>
@@ -1012,16 +1244,16 @@
                 <w:b w:val="0"/>
                 <w:i w:val="0"/>
                 <w:color w:val="9999A3"/>
-                <w:sz w:val="18"/>
+                <w:sz w:val="17"/>
               </w:rPr>
-              <w:t xml:space="preserve">  ·  </w:t>
+              <w:t xml:space="preserve"> · </w:t>
             </w:r>
             <w:r>
               <w:rPr>
                 <w:b w:val="0"/>
                 <w:i w:val="0"/>
                 <w:color w:val="555560"/>
-                <w:sz w:val="19"/>
+                <w:sz w:val="17"/>
               </w:rPr>
               <w:t>SMART</w:t>
             </w:r>
@@ -1030,16 +1262,16 @@
                 <w:b w:val="0"/>
                 <w:i w:val="0"/>
                 <w:color w:val="9999A3"/>
-                <w:sz w:val="18"/>
+                <w:sz w:val="17"/>
               </w:rPr>
-              <w:t xml:space="preserve">  ·  </w:t>
+              <w:t xml:space="preserve"> · </w:t>
             </w:r>
             <w:r>
               <w:rPr>
                 <w:b w:val="0"/>
                 <w:i w:val="0"/>
                 <w:color w:val="555560"/>
-                <w:sz w:val="19"/>
+                <w:sz w:val="17"/>
               </w:rPr>
               <w:t>Growth Matrix</w:t>
             </w:r>
@@ -1049,18 +1281,18 @@
       <w:tr>
         <w:tc>
           <w:tcPr>
-            <w:tcW w:type="dxa" w:w="3118"/>
+            <w:tcW w:type="dxa" w:w="2551"/>
           </w:tcPr>
           <w:p>
             <w:pPr>
-              <w:spacing w:after="40"/>
+              <w:spacing w:after="0"/>
             </w:pPr>
             <w:r>
               <w:rPr>
                 <w:b/>
                 <w:i w:val="0"/>
                 <w:color w:val="121216"/>
-                <w:sz w:val="19"/>
+                <w:sz w:val="17"/>
               </w:rPr>
               <w:t>Методологии</w:t>
             </w:r>
@@ -1068,18 +1300,18 @@
         </w:tc>
         <w:tc>
           <w:tcPr>
-            <w:tcW w:type="dxa" w:w="6803"/>
+            <w:tcW w:type="dxa" w:w="7654"/>
           </w:tcPr>
           <w:p>
             <w:pPr>
-              <w:spacing w:after="40"/>
+              <w:spacing w:after="0"/>
             </w:pPr>
             <w:r>
               <w:rPr>
                 <w:b w:val="0"/>
                 <w:i w:val="0"/>
                 <w:color w:val="555560"/>
-                <w:sz w:val="19"/>
+                <w:sz w:val="17"/>
               </w:rPr>
               <w:t>Agile</w:t>
             </w:r>
@@ -1088,16 +1320,16 @@
                 <w:b w:val="0"/>
                 <w:i w:val="0"/>
                 <w:color w:val="9999A3"/>
-                <w:sz w:val="18"/>
+                <w:sz w:val="17"/>
               </w:rPr>
-              <w:t xml:space="preserve">  ·  </w:t>
+              <w:t xml:space="preserve"> · </w:t>
             </w:r>
             <w:r>
               <w:rPr>
                 <w:b w:val="0"/>
                 <w:i w:val="0"/>
                 <w:color w:val="555560"/>
-                <w:sz w:val="19"/>
+                <w:sz w:val="17"/>
               </w:rPr>
               <w:t>Design Thinking</w:t>
             </w:r>
@@ -1106,16 +1338,16 @@
                 <w:b w:val="0"/>
                 <w:i w:val="0"/>
                 <w:color w:val="9999A3"/>
-                <w:sz w:val="18"/>
+                <w:sz w:val="17"/>
               </w:rPr>
-              <w:t xml:space="preserve">  ·  </w:t>
+              <w:t xml:space="preserve"> · </w:t>
             </w:r>
             <w:r>
               <w:rPr>
                 <w:b w:val="0"/>
                 <w:i w:val="0"/>
                 <w:color w:val="555560"/>
-                <w:sz w:val="19"/>
+                <w:sz w:val="17"/>
               </w:rPr>
               <w:t>CustDev</w:t>
             </w:r>
@@ -1124,16 +1356,16 @@
                 <w:b w:val="0"/>
                 <w:i w:val="0"/>
                 <w:color w:val="9999A3"/>
-                <w:sz w:val="18"/>
+                <w:sz w:val="17"/>
               </w:rPr>
-              <w:t xml:space="preserve">  ·  </w:t>
+              <w:t xml:space="preserve"> · </w:t>
             </w:r>
             <w:r>
               <w:rPr>
                 <w:b w:val="0"/>
                 <w:i w:val="0"/>
                 <w:color w:val="555560"/>
-                <w:sz w:val="19"/>
+                <w:sz w:val="17"/>
               </w:rPr>
               <w:t>A/B-тесты</w:t>
             </w:r>
@@ -1142,18 +1374,36 @@
                 <w:b w:val="0"/>
                 <w:i w:val="0"/>
                 <w:color w:val="9999A3"/>
-                <w:sz w:val="18"/>
+                <w:sz w:val="17"/>
               </w:rPr>
-              <w:t xml:space="preserve">  ·  </w:t>
+              <w:t xml:space="preserve"> · </w:t>
             </w:r>
             <w:r>
               <w:rPr>
                 <w:b w:val="0"/>
                 <w:i w:val="0"/>
                 <w:color w:val="555560"/>
-                <w:sz w:val="19"/>
+                <w:sz w:val="17"/>
               </w:rPr>
               <w:t>Конкурентный анализ</w:t>
+            </w:r>
+            <w:r>
+              <w:rPr>
+                <w:b w:val="0"/>
+                <w:i w:val="0"/>
+                <w:color w:val="9999A3"/>
+                <w:sz w:val="17"/>
+              </w:rPr>
+              <w:t xml:space="preserve"> · </w:t>
+            </w:r>
+            <w:r>
+              <w:rPr>
+                <w:b w:val="0"/>
+                <w:i w:val="0"/>
+                <w:color w:val="555560"/>
+                <w:sz w:val="17"/>
+              </w:rPr>
+              <w:t>Pricing strategy</w:t>
             </w:r>
           </w:p>
         </w:tc>
@@ -1161,18 +1411,18 @@
       <w:tr>
         <w:tc>
           <w:tcPr>
-            <w:tcW w:type="dxa" w:w="3118"/>
+            <w:tcW w:type="dxa" w:w="2551"/>
           </w:tcPr>
           <w:p>
             <w:pPr>
-              <w:spacing w:after="40"/>
+              <w:spacing w:after="0"/>
             </w:pPr>
             <w:r>
               <w:rPr>
                 <w:b/>
                 <w:i w:val="0"/>
                 <w:color w:val="121216"/>
-                <w:sz w:val="19"/>
+                <w:sz w:val="17"/>
               </w:rPr>
               <w:t>Инструменты</w:t>
             </w:r>
@@ -1180,18 +1430,18 @@
         </w:tc>
         <w:tc>
           <w:tcPr>
-            <w:tcW w:type="dxa" w:w="6803"/>
+            <w:tcW w:type="dxa" w:w="7654"/>
           </w:tcPr>
           <w:p>
             <w:pPr>
-              <w:spacing w:after="40"/>
+              <w:spacing w:after="0"/>
             </w:pPr>
             <w:r>
               <w:rPr>
                 <w:b w:val="0"/>
                 <w:i w:val="0"/>
                 <w:color w:val="555560"/>
-                <w:sz w:val="19"/>
+                <w:sz w:val="17"/>
               </w:rPr>
               <w:t>Figma</w:t>
             </w:r>
@@ -1200,16 +1450,16 @@
                 <w:b w:val="0"/>
                 <w:i w:val="0"/>
                 <w:color w:val="9999A3"/>
-                <w:sz w:val="18"/>
+                <w:sz w:val="17"/>
               </w:rPr>
-              <w:t xml:space="preserve">  ·  </w:t>
+              <w:t xml:space="preserve"> · </w:t>
             </w:r>
             <w:r>
               <w:rPr>
                 <w:b w:val="0"/>
                 <w:i w:val="0"/>
                 <w:color w:val="555560"/>
-                <w:sz w:val="19"/>
+                <w:sz w:val="17"/>
               </w:rPr>
               <w:t>Miro</w:t>
             </w:r>
@@ -1218,16 +1468,16 @@
                 <w:b w:val="0"/>
                 <w:i w:val="0"/>
                 <w:color w:val="9999A3"/>
-                <w:sz w:val="18"/>
+                <w:sz w:val="17"/>
               </w:rPr>
-              <w:t xml:space="preserve">  ·  </w:t>
+              <w:t xml:space="preserve"> · </w:t>
             </w:r>
             <w:r>
               <w:rPr>
                 <w:b w:val="0"/>
                 <w:i w:val="0"/>
                 <w:color w:val="555560"/>
-                <w:sz w:val="19"/>
+                <w:sz w:val="17"/>
               </w:rPr>
               <w:t>draw.io</w:t>
             </w:r>
@@ -1236,16 +1486,16 @@
                 <w:b w:val="0"/>
                 <w:i w:val="0"/>
                 <w:color w:val="9999A3"/>
-                <w:sz w:val="18"/>
+                <w:sz w:val="17"/>
               </w:rPr>
-              <w:t xml:space="preserve">  ·  </w:t>
+              <w:t xml:space="preserve"> · </w:t>
             </w:r>
             <w:r>
               <w:rPr>
                 <w:b w:val="0"/>
                 <w:i w:val="0"/>
                 <w:color w:val="555560"/>
-                <w:sz w:val="19"/>
+                <w:sz w:val="17"/>
               </w:rPr>
               <w:t>MS Excel</w:t>
             </w:r>
@@ -1254,16 +1504,16 @@
                 <w:b w:val="0"/>
                 <w:i w:val="0"/>
                 <w:color w:val="9999A3"/>
-                <w:sz w:val="18"/>
+                <w:sz w:val="17"/>
               </w:rPr>
-              <w:t xml:space="preserve">  ·  </w:t>
+              <w:t xml:space="preserve"> · </w:t>
             </w:r>
             <w:r>
               <w:rPr>
                 <w:b w:val="0"/>
                 <w:i w:val="0"/>
                 <w:color w:val="555560"/>
-                <w:sz w:val="19"/>
+                <w:sz w:val="17"/>
               </w:rPr>
               <w:t>MS PowerPoint</w:t>
             </w:r>
@@ -1272,16 +1522,16 @@
                 <w:b w:val="0"/>
                 <w:i w:val="0"/>
                 <w:color w:val="9999A3"/>
-                <w:sz w:val="18"/>
+                <w:sz w:val="17"/>
               </w:rPr>
-              <w:t xml:space="preserve">  ·  </w:t>
+              <w:t xml:space="preserve"> · </w:t>
             </w:r>
             <w:r>
               <w:rPr>
                 <w:b w:val="0"/>
                 <w:i w:val="0"/>
                 <w:color w:val="555560"/>
-                <w:sz w:val="19"/>
+                <w:sz w:val="17"/>
               </w:rPr>
               <w:t>MS Word</w:t>
             </w:r>
@@ -1290,16 +1540,16 @@
                 <w:b w:val="0"/>
                 <w:i w:val="0"/>
                 <w:color w:val="9999A3"/>
-                <w:sz w:val="18"/>
+                <w:sz w:val="17"/>
               </w:rPr>
-              <w:t xml:space="preserve">  ·  </w:t>
+              <w:t xml:space="preserve"> · </w:t>
             </w:r>
             <w:r>
               <w:rPr>
                 <w:b w:val="0"/>
                 <w:i w:val="0"/>
                 <w:color w:val="555560"/>
-                <w:sz w:val="19"/>
+                <w:sz w:val="17"/>
               </w:rPr>
               <w:t>Notion</w:t>
             </w:r>
@@ -1309,18 +1559,18 @@
       <w:tr>
         <w:tc>
           <w:tcPr>
-            <w:tcW w:type="dxa" w:w="3118"/>
+            <w:tcW w:type="dxa" w:w="2551"/>
           </w:tcPr>
           <w:p>
             <w:pPr>
-              <w:spacing w:after="40"/>
+              <w:spacing w:after="0"/>
             </w:pPr>
             <w:r>
               <w:rPr>
                 <w:b/>
                 <w:i w:val="0"/>
                 <w:color w:val="121216"/>
-                <w:sz w:val="19"/>
+                <w:sz w:val="17"/>
               </w:rPr>
               <w:t>Аналитика данных</w:t>
             </w:r>
@@ -1328,18 +1578,18 @@
         </w:tc>
         <w:tc>
           <w:tcPr>
-            <w:tcW w:type="dxa" w:w="6803"/>
+            <w:tcW w:type="dxa" w:w="7654"/>
           </w:tcPr>
           <w:p>
             <w:pPr>
-              <w:spacing w:after="40"/>
+              <w:spacing w:after="0"/>
             </w:pPr>
             <w:r>
               <w:rPr>
                 <w:b w:val="0"/>
                 <w:i w:val="0"/>
                 <w:color w:val="555560"/>
-                <w:sz w:val="19"/>
+                <w:sz w:val="17"/>
               </w:rPr>
               <w:t>SQL (MS SQL)</w:t>
             </w:r>
@@ -1348,16 +1598,34 @@
                 <w:b w:val="0"/>
                 <w:i w:val="0"/>
                 <w:color w:val="9999A3"/>
-                <w:sz w:val="18"/>
+                <w:sz w:val="17"/>
               </w:rPr>
-              <w:t xml:space="preserve">  ·  </w:t>
+              <w:t xml:space="preserve"> · </w:t>
             </w:r>
             <w:r>
               <w:rPr>
                 <w:b w:val="0"/>
                 <w:i w:val="0"/>
                 <w:color w:val="555560"/>
-                <w:sz w:val="19"/>
+                <w:sz w:val="17"/>
+              </w:rPr>
+              <w:t>PostgreSQL</w:t>
+            </w:r>
+            <w:r>
+              <w:rPr>
+                <w:b w:val="0"/>
+                <w:i w:val="0"/>
+                <w:color w:val="9999A3"/>
+                <w:sz w:val="17"/>
+              </w:rPr>
+              <w:t xml:space="preserve"> · </w:t>
+            </w:r>
+            <w:r>
+              <w:rPr>
+                <w:b w:val="0"/>
+                <w:i w:val="0"/>
+                <w:color w:val="555560"/>
+                <w:sz w:val="17"/>
               </w:rPr>
               <w:t>Python (базово)</w:t>
             </w:r>
@@ -1367,18 +1635,18 @@
       <w:tr>
         <w:tc>
           <w:tcPr>
-            <w:tcW w:type="dxa" w:w="3118"/>
+            <w:tcW w:type="dxa" w:w="2551"/>
           </w:tcPr>
           <w:p>
             <w:pPr>
-              <w:spacing w:after="40"/>
+              <w:spacing w:after="0"/>
             </w:pPr>
             <w:r>
               <w:rPr>
                 <w:b/>
                 <w:i w:val="0"/>
                 <w:color w:val="121216"/>
-                <w:sz w:val="19"/>
+                <w:sz w:val="17"/>
               </w:rPr>
               <w:t>Документы</w:t>
             </w:r>
@@ -1386,18 +1654,18 @@
         </w:tc>
         <w:tc>
           <w:tcPr>
-            <w:tcW w:type="dxa" w:w="6803"/>
+            <w:tcW w:type="dxa" w:w="7654"/>
           </w:tcPr>
           <w:p>
             <w:pPr>
-              <w:spacing w:after="40"/>
+              <w:spacing w:after="0"/>
             </w:pPr>
             <w:r>
               <w:rPr>
                 <w:b w:val="0"/>
                 <w:i w:val="0"/>
                 <w:color w:val="555560"/>
-                <w:sz w:val="19"/>
+                <w:sz w:val="17"/>
               </w:rPr>
               <w:t>BRD</w:t>
             </w:r>
@@ -1406,16 +1674,16 @@
                 <w:b w:val="0"/>
                 <w:i w:val="0"/>
                 <w:color w:val="9999A3"/>
-                <w:sz w:val="18"/>
+                <w:sz w:val="17"/>
               </w:rPr>
-              <w:t xml:space="preserve">  ·  </w:t>
+              <w:t xml:space="preserve"> · </w:t>
             </w:r>
             <w:r>
               <w:rPr>
                 <w:b w:val="0"/>
                 <w:i w:val="0"/>
                 <w:color w:val="555560"/>
-                <w:sz w:val="19"/>
+                <w:sz w:val="17"/>
               </w:rPr>
               <w:t>FRD</w:t>
             </w:r>
@@ -1424,16 +1692,34 @@
                 <w:b w:val="0"/>
                 <w:i w:val="0"/>
                 <w:color w:val="9999A3"/>
-                <w:sz w:val="18"/>
+                <w:sz w:val="17"/>
               </w:rPr>
-              <w:t xml:space="preserve">  ·  </w:t>
+              <w:t xml:space="preserve"> · </w:t>
             </w:r>
             <w:r>
               <w:rPr>
                 <w:b w:val="0"/>
                 <w:i w:val="0"/>
                 <w:color w:val="555560"/>
-                <w:sz w:val="19"/>
+                <w:sz w:val="17"/>
+              </w:rPr>
+              <w:t>ТЗ (ГОСТ 34.602-89)</w:t>
+            </w:r>
+            <w:r>
+              <w:rPr>
+                <w:b w:val="0"/>
+                <w:i w:val="0"/>
+                <w:color w:val="9999A3"/>
+                <w:sz w:val="17"/>
+              </w:rPr>
+              <w:t xml:space="preserve"> · </w:t>
+            </w:r>
+            <w:r>
+              <w:rPr>
+                <w:b w:val="0"/>
+                <w:i w:val="0"/>
+                <w:color w:val="555560"/>
+                <w:sz w:val="17"/>
               </w:rPr>
               <w:t>Продуктовая стратегия</w:t>
             </w:r>
@@ -1442,16 +1728,16 @@
                 <w:b w:val="0"/>
                 <w:i w:val="0"/>
                 <w:color w:val="9999A3"/>
-                <w:sz w:val="18"/>
+                <w:sz w:val="17"/>
               </w:rPr>
-              <w:t xml:space="preserve">  ·  </w:t>
+              <w:t xml:space="preserve"> · </w:t>
             </w:r>
             <w:r>
               <w:rPr>
                 <w:b w:val="0"/>
                 <w:i w:val="0"/>
                 <w:color w:val="555560"/>
-                <w:sz w:val="19"/>
+                <w:sz w:val="17"/>
               </w:rPr>
               <w:t>Монетизационные модели</w:t>
             </w:r>
@@ -1460,16 +1746,34 @@
                 <w:b w:val="0"/>
                 <w:i w:val="0"/>
                 <w:color w:val="9999A3"/>
-                <w:sz w:val="18"/>
+                <w:sz w:val="17"/>
               </w:rPr>
-              <w:t xml:space="preserve">  ·  </w:t>
+              <w:t xml:space="preserve"> · </w:t>
             </w:r>
             <w:r>
               <w:rPr>
                 <w:b w:val="0"/>
                 <w:i w:val="0"/>
                 <w:color w:val="555560"/>
-                <w:sz w:val="19"/>
+                <w:sz w:val="17"/>
+              </w:rPr>
+              <w:t>IT-аудит</w:t>
+            </w:r>
+            <w:r>
+              <w:rPr>
+                <w:b w:val="0"/>
+                <w:i w:val="0"/>
+                <w:color w:val="9999A3"/>
+                <w:sz w:val="17"/>
+              </w:rPr>
+              <w:t xml:space="preserve"> · </w:t>
+            </w:r>
+            <w:r>
+              <w:rPr>
+                <w:b w:val="0"/>
+                <w:i w:val="0"/>
+                <w:color w:val="555560"/>
+                <w:sz w:val="17"/>
               </w:rPr>
               <w:t>Презентации</w:t>
             </w:r>
@@ -1486,7 +1790,7 @@
           <w:b/>
           <w:i w:val="0"/>
           <w:color w:val="F59E0B"/>
-          <w:sz w:val="24"/>
+          <w:sz w:val="22"/>
         </w:rPr>
         <w:t xml:space="preserve">▎ </w:t>
       </w:r>
@@ -1496,21 +1800,21 @@
           <w:b/>
           <w:i w:val="0"/>
           <w:color w:val="121216"/>
-          <w:sz w:val="22"/>
+          <w:sz w:val="20"/>
         </w:rPr>
-        <w:t>SOFT SKILLS · ЯЗЫКИ · КУРСЫ</w:t>
+        <w:t>SOFT · ЯЗЫКИ · КУРСЫ</w:t>
       </w:r>
     </w:p>
     <w:p>
       <w:pPr>
-        <w:spacing w:after="20"/>
+        <w:spacing w:after="0" w:line="264" w:lineRule="auto"/>
       </w:pPr>
       <w:r>
         <w:rPr>
           <w:b/>
           <w:i w:val="0"/>
           <w:color w:val="121216"/>
-          <w:sz w:val="18"/>
+          <w:sz w:val="17"/>
         </w:rPr>
         <w:t xml:space="preserve">Soft:  </w:t>
       </w:r>
@@ -1519,21 +1823,21 @@
           <w:b w:val="0"/>
           <w:i w:val="0"/>
           <w:color w:val="555560"/>
-          <w:sz w:val="18"/>
+          <w:sz w:val="17"/>
         </w:rPr>
         <w:t>Командная работа в кросс-функциональных группах (4 человека, проект ВкусВилл) · Управление группой и логистикой (10 детей, экспедиция МГУ — Тыва) · Презентация и защита проектов перед стейкхолдерами · Структурное мышление, внимание к деталям, ответственность</w:t>
       </w:r>
     </w:p>
     <w:p>
       <w:pPr>
-        <w:spacing w:after="20"/>
+        <w:spacing w:after="0" w:line="264" w:lineRule="auto"/>
       </w:pPr>
       <w:r>
         <w:rPr>
           <w:b/>
           <w:i w:val="0"/>
           <w:color w:val="121216"/>
-          <w:sz w:val="18"/>
+          <w:sz w:val="17"/>
         </w:rPr>
         <w:t xml:space="preserve">Языки:  </w:t>
       </w:r>
@@ -1542,21 +1846,21 @@
           <w:b w:val="0"/>
           <w:i w:val="0"/>
           <w:color w:val="555560"/>
-          <w:sz w:val="18"/>
+          <w:sz w:val="17"/>
         </w:rPr>
         <w:t>Русский — родной</w:t>
       </w:r>
     </w:p>
     <w:p>
       <w:pPr>
-        <w:spacing w:after="0"/>
+        <w:spacing w:after="0" w:line="264" w:lineRule="auto"/>
       </w:pPr>
       <w:r>
         <w:rPr>
           <w:b/>
           <w:i w:val="0"/>
           <w:color w:val="121216"/>
-          <w:sz w:val="18"/>
+          <w:sz w:val="17"/>
         </w:rPr>
         <w:t xml:space="preserve">Курсы:  </w:t>
       </w:r>
@@ -1565,14 +1869,14 @@
           <w:b w:val="0"/>
           <w:i w:val="0"/>
           <w:color w:val="555560"/>
-          <w:sz w:val="18"/>
+          <w:sz w:val="17"/>
         </w:rPr>
         <w:t>2026 Eduson Academy — «Продуктовый маркетолог» · 2024 YudaevSchool — «Дизайнер в Digital»</w:t>
       </w:r>
     </w:p>
     <w:sectPr>
       <w:pgSz w:w="12240" w:h="15840"/>
-      <w:pgMar w:top="680" w:right="794" w:bottom="680" w:left="794" w:header="720" w:footer="720" w:gutter="0"/>
+      <w:pgMar w:top="567" w:right="680" w:bottom="567" w:left="680" w:header="720" w:footer="720" w:gutter="0"/>
       <w:cols w:space="720"/>
       <w:docGrid w:linePitch="360"/>
     </w:sectPr>
@@ -1945,7 +2249,7 @@
     <w:rsid w:val="00FC693F"/>
     <w:rPr>
       <w:rFonts w:ascii="Calibri" w:hAnsi="Calibri" w:eastAsia="Calibri" w:cs="Calibri"/>
-      <w:sz w:val="19"/>
+      <w:sz w:val="18"/>
     </w:rPr>
   </w:style>
   <w:style w:type="paragraph" w:styleId="Header">
